--- a/ИБ/3/ИБ 3.docx
+++ b/ИБ/3/ИБ 3.docx
@@ -805,7 +805,6 @@
           <w:docPartUnique/>
         </w:docPartObj>
       </w:sdtPr>
-      <w:sdtEndPr/>
       <w:sdtContent>
         <w:p>
           <w:pPr>
@@ -839,7 +838,6 @@
               <w:noProof/>
               <w:sz w:val="28"/>
               <w:szCs w:val="28"/>
-              <w:lang/>
             </w:rPr>
           </w:pPr>
           <w:r>
@@ -959,7 +957,6 @@
               <w:noProof/>
               <w:sz w:val="28"/>
               <w:szCs w:val="28"/>
-              <w:lang/>
             </w:rPr>
           </w:pPr>
           <w:hyperlink w:anchor="_Toc224844200" w:history="1">
@@ -1055,7 +1052,6 @@
               <w:noProof/>
               <w:sz w:val="28"/>
               <w:szCs w:val="28"/>
-              <w:lang/>
             </w:rPr>
           </w:pPr>
           <w:hyperlink w:anchor="_Toc224844201" w:history="1">
@@ -1151,7 +1147,6 @@
               <w:noProof/>
               <w:sz w:val="28"/>
               <w:szCs w:val="28"/>
-              <w:lang/>
             </w:rPr>
           </w:pPr>
           <w:hyperlink w:anchor="_Toc224844202" w:history="1">
@@ -1424,6 +1419,8 @@
       <w:r>
         <w:rPr>
           <w:rFonts w:ascii="Times New Roman" w:hAnsi="Times New Roman" w:cs="Times New Roman"/>
+          <w:i/>
+          <w:iCs/>
           <w:sz w:val="28"/>
           <w:szCs w:val="28"/>
           <w:lang w:val="en-US"/>
@@ -1466,6 +1463,8 @@
       <w:r>
         <w:rPr>
           <w:rFonts w:ascii="Times New Roman" w:hAnsi="Times New Roman" w:cs="Times New Roman"/>
+          <w:i/>
+          <w:iCs/>
           <w:sz w:val="28"/>
           <w:szCs w:val="28"/>
           <w:lang w:val="en-US"/>
@@ -1637,40 +1636,15 @@
           <w:rFonts w:ascii="Times New Roman" w:hAnsi="Times New Roman" w:cs="Times New Roman"/>
           <w:sz w:val="28"/>
           <w:szCs w:val="28"/>
-          <w:lang w:val="en-US"/>
-        </w:rPr>
-      </w:pPr>
-      <w:r>
-        <w:rPr>
-          <w:rFonts w:ascii="Times New Roman" w:hAnsi="Times New Roman" w:cs="Times New Roman"/>
-          <w:sz w:val="28"/>
-          <w:szCs w:val="28"/>
-        </w:rPr>
-        <w:t xml:space="preserve">Рисунок </w:t>
-      </w:r>
-      <w:r>
-        <w:rPr>
-          <w:rFonts w:ascii="Times New Roman" w:hAnsi="Times New Roman" w:cs="Times New Roman"/>
-          <w:sz w:val="28"/>
-          <w:szCs w:val="28"/>
-        </w:rPr>
-        <w:t>1</w:t>
-      </w:r>
-      <w:r>
-        <w:rPr>
-          <w:rFonts w:ascii="Times New Roman" w:hAnsi="Times New Roman" w:cs="Times New Roman"/>
-          <w:sz w:val="28"/>
-          <w:szCs w:val="28"/>
-        </w:rPr>
-        <w:t xml:space="preserve">.1 – </w:t>
-      </w:r>
-      <w:r>
-        <w:rPr>
-          <w:rFonts w:ascii="Times New Roman" w:hAnsi="Times New Roman" w:cs="Times New Roman"/>
-          <w:sz w:val="28"/>
-          <w:szCs w:val="28"/>
-        </w:rPr>
-        <w:t xml:space="preserve">Список всех простых чисел в диапазоне </w:t>
+        </w:rPr>
+      </w:pPr>
+      <w:r>
+        <w:rPr>
+          <w:rFonts w:ascii="Times New Roman" w:hAnsi="Times New Roman" w:cs="Times New Roman"/>
+          <w:sz w:val="28"/>
+          <w:szCs w:val="28"/>
+        </w:rPr>
+        <w:t xml:space="preserve">Рисунок 1.1 – Список всех простых чисел в диапазоне </w:t>
       </w:r>
       <w:r>
         <w:rPr>
@@ -1702,6 +1676,8 @@
       <w:r>
         <w:rPr>
           <w:rFonts w:ascii="Times New Roman" w:hAnsi="Times New Roman" w:cs="Times New Roman"/>
+          <w:i/>
+          <w:iCs/>
           <w:sz w:val="28"/>
           <w:szCs w:val="28"/>
           <w:lang w:val="en-US"/>
@@ -1736,6 +1712,8 @@
       <w:r>
         <w:rPr>
           <w:rFonts w:ascii="Times New Roman" w:hAnsi="Times New Roman" w:cs="Times New Roman"/>
+          <w:i/>
+          <w:iCs/>
           <w:sz w:val="28"/>
           <w:szCs w:val="28"/>
           <w:lang w:val="en-US"/>
@@ -1832,40 +1810,34 @@
           <w:rFonts w:ascii="Times New Roman" w:hAnsi="Times New Roman" w:cs="Times New Roman"/>
           <w:sz w:val="28"/>
           <w:szCs w:val="28"/>
+        </w:rPr>
+      </w:pPr>
+      <w:r>
+        <w:rPr>
+          <w:rFonts w:ascii="Times New Roman" w:hAnsi="Times New Roman" w:cs="Times New Roman"/>
+          <w:sz w:val="28"/>
+          <w:szCs w:val="28"/>
+        </w:rPr>
+        <w:t xml:space="preserve">Рисунок 1.2 – Результат вычисления </w:t>
+      </w:r>
+      <w:r>
+        <w:rPr>
+          <w:rFonts w:ascii="Times New Roman" w:hAnsi="Times New Roman" w:cs="Times New Roman"/>
+          <w:i/>
+          <w:iCs/>
+          <w:sz w:val="28"/>
+          <w:szCs w:val="28"/>
           <w:lang w:val="en-US"/>
         </w:rPr>
-      </w:pPr>
-      <w:r>
-        <w:rPr>
-          <w:rFonts w:ascii="Times New Roman" w:hAnsi="Times New Roman" w:cs="Times New Roman"/>
-          <w:sz w:val="28"/>
-          <w:szCs w:val="28"/>
-        </w:rPr>
-        <w:t>Рисунок 1.</w:t>
-      </w:r>
-      <w:r>
-        <w:rPr>
-          <w:rFonts w:ascii="Times New Roman" w:hAnsi="Times New Roman" w:cs="Times New Roman"/>
-          <w:sz w:val="28"/>
-          <w:szCs w:val="28"/>
-        </w:rPr>
-        <w:t>2</w:t>
-      </w:r>
-      <w:r>
-        <w:rPr>
-          <w:rFonts w:ascii="Times New Roman" w:hAnsi="Times New Roman" w:cs="Times New Roman"/>
-          <w:sz w:val="28"/>
-          <w:szCs w:val="28"/>
-        </w:rPr>
-        <w:t xml:space="preserve"> – </w:t>
-      </w:r>
-      <w:r>
-        <w:rPr>
-          <w:rFonts w:ascii="Times New Roman" w:hAnsi="Times New Roman" w:cs="Times New Roman"/>
-          <w:sz w:val="28"/>
-          <w:szCs w:val="28"/>
-        </w:rPr>
-        <w:t xml:space="preserve">Результат вычисления </w:t>
+        <w:t>n</w:t>
+      </w:r>
+      <w:r>
+        <w:rPr>
+          <w:rFonts w:ascii="Times New Roman" w:hAnsi="Times New Roman" w:cs="Times New Roman"/>
+          <w:sz w:val="28"/>
+          <w:szCs w:val="28"/>
+        </w:rPr>
+        <w:t>/</w:t>
       </w:r>
       <w:r>
         <w:rPr>
@@ -1874,23 +1846,6 @@
           <w:szCs w:val="28"/>
           <w:lang w:val="en-US"/>
         </w:rPr>
-        <w:t>n</w:t>
-      </w:r>
-      <w:r>
-        <w:rPr>
-          <w:rFonts w:ascii="Times New Roman" w:hAnsi="Times New Roman" w:cs="Times New Roman"/>
-          <w:sz w:val="28"/>
-          <w:szCs w:val="28"/>
-        </w:rPr>
-        <w:t>/</w:t>
-      </w:r>
-      <w:r>
-        <w:rPr>
-          <w:rFonts w:ascii="Times New Roman" w:hAnsi="Times New Roman" w:cs="Times New Roman"/>
-          <w:sz w:val="28"/>
-          <w:szCs w:val="28"/>
-          <w:lang w:val="en-US"/>
-        </w:rPr>
         <w:t>ln</w:t>
       </w:r>
       <w:r>
@@ -1904,6 +1859,8 @@
       <w:r>
         <w:rPr>
           <w:rFonts w:ascii="Times New Roman" w:hAnsi="Times New Roman" w:cs="Times New Roman"/>
+          <w:i/>
+          <w:iCs/>
           <w:sz w:val="28"/>
           <w:szCs w:val="28"/>
           <w:lang w:val="en-US"/>
@@ -1933,7 +1890,6 @@
           <w:rFonts w:ascii="Times New Roman" w:hAnsi="Times New Roman" w:cs="Times New Roman"/>
           <w:sz w:val="28"/>
           <w:szCs w:val="28"/>
-          <w:lang w:val="en-US"/>
         </w:rPr>
         <w:tab/>
       </w:r>
@@ -2062,27 +2018,13 @@
           <w:sz w:val="28"/>
           <w:szCs w:val="28"/>
         </w:rPr>
-        <w:t>Рисунок 1.</w:t>
-      </w:r>
-      <w:r>
-        <w:rPr>
-          <w:rFonts w:ascii="Times New Roman" w:hAnsi="Times New Roman" w:cs="Times New Roman"/>
-          <w:sz w:val="28"/>
-          <w:szCs w:val="28"/>
-        </w:rPr>
-        <w:t>3</w:t>
-      </w:r>
-      <w:r>
-        <w:rPr>
-          <w:rFonts w:ascii="Times New Roman" w:hAnsi="Times New Roman" w:cs="Times New Roman"/>
-          <w:sz w:val="28"/>
-          <w:szCs w:val="28"/>
-        </w:rPr>
-        <w:t xml:space="preserve"> – Результат вычисления </w:t>
-      </w:r>
-      <w:r>
-        <w:rPr>
-          <w:rFonts w:ascii="Times New Roman" w:hAnsi="Times New Roman" w:cs="Times New Roman"/>
+        <w:t xml:space="preserve">Рисунок 1.3 – Результат вычисления </w:t>
+      </w:r>
+      <w:r>
+        <w:rPr>
+          <w:rFonts w:ascii="Times New Roman" w:hAnsi="Times New Roman" w:cs="Times New Roman"/>
+          <w:i/>
+          <w:iCs/>
           <w:sz w:val="28"/>
           <w:szCs w:val="28"/>
           <w:lang w:val="en-US"/>
@@ -2117,6 +2059,8 @@
       <w:r>
         <w:rPr>
           <w:rFonts w:ascii="Times New Roman" w:hAnsi="Times New Roman" w:cs="Times New Roman"/>
+          <w:i/>
+          <w:iCs/>
           <w:sz w:val="28"/>
           <w:szCs w:val="28"/>
           <w:lang w:val="en-US"/>
@@ -2347,32 +2291,50 @@
           <w:rFonts w:ascii="Times New Roman" w:hAnsi="Times New Roman" w:cs="Times New Roman"/>
           <w:sz w:val="28"/>
           <w:szCs w:val="28"/>
+        </w:rPr>
+      </w:pPr>
+      <w:r>
+        <w:rPr>
+          <w:rFonts w:ascii="Times New Roman" w:hAnsi="Times New Roman" w:cs="Times New Roman"/>
+          <w:sz w:val="28"/>
+          <w:szCs w:val="28"/>
+        </w:rPr>
+        <w:t>Рисунок 1.</w:t>
+      </w:r>
+      <w:r>
+        <w:rPr>
+          <w:rFonts w:ascii="Times New Roman" w:hAnsi="Times New Roman" w:cs="Times New Roman"/>
+          <w:sz w:val="28"/>
+          <w:szCs w:val="28"/>
+        </w:rPr>
+        <w:t>4</w:t>
+      </w:r>
+      <w:r>
+        <w:rPr>
+          <w:rFonts w:ascii="Times New Roman" w:hAnsi="Times New Roman" w:cs="Times New Roman"/>
+          <w:sz w:val="28"/>
+          <w:szCs w:val="28"/>
+        </w:rPr>
+        <w:t xml:space="preserve"> – Результат вычисления </w:t>
+      </w:r>
+      <w:r>
+        <w:rPr>
+          <w:rFonts w:ascii="Times New Roman" w:hAnsi="Times New Roman" w:cs="Times New Roman"/>
+          <w:i/>
+          <w:iCs/>
+          <w:sz w:val="28"/>
+          <w:szCs w:val="28"/>
           <w:lang w:val="en-US"/>
         </w:rPr>
-      </w:pPr>
-      <w:r>
-        <w:rPr>
-          <w:rFonts w:ascii="Times New Roman" w:hAnsi="Times New Roman" w:cs="Times New Roman"/>
-          <w:sz w:val="28"/>
-          <w:szCs w:val="28"/>
-        </w:rPr>
-        <w:t>Рисунок 1.</w:t>
-      </w:r>
-      <w:r>
-        <w:rPr>
-          <w:rFonts w:ascii="Times New Roman" w:hAnsi="Times New Roman" w:cs="Times New Roman"/>
-          <w:sz w:val="28"/>
-          <w:szCs w:val="28"/>
-        </w:rPr>
-        <w:t>4</w:t>
-      </w:r>
-      <w:r>
-        <w:rPr>
-          <w:rFonts w:ascii="Times New Roman" w:hAnsi="Times New Roman" w:cs="Times New Roman"/>
-          <w:sz w:val="28"/>
-          <w:szCs w:val="28"/>
-        </w:rPr>
-        <w:t xml:space="preserve"> – Результат вычисления </w:t>
+        <w:t>m</w:t>
+      </w:r>
+      <w:r>
+        <w:rPr>
+          <w:rFonts w:ascii="Times New Roman" w:hAnsi="Times New Roman" w:cs="Times New Roman"/>
+          <w:sz w:val="28"/>
+          <w:szCs w:val="28"/>
+        </w:rPr>
+        <w:t>/</w:t>
       </w:r>
       <w:r>
         <w:rPr>
@@ -2381,6 +2343,25 @@
           <w:szCs w:val="28"/>
           <w:lang w:val="en-US"/>
         </w:rPr>
+        <w:t>ln</w:t>
+      </w:r>
+      <w:r>
+        <w:rPr>
+          <w:rFonts w:ascii="Times New Roman" w:hAnsi="Times New Roman" w:cs="Times New Roman"/>
+          <w:sz w:val="28"/>
+          <w:szCs w:val="28"/>
+        </w:rPr>
+        <w:t>(</w:t>
+      </w:r>
+      <w:r>
+        <w:rPr>
+          <w:rFonts w:ascii="Times New Roman" w:hAnsi="Times New Roman" w:cs="Times New Roman"/>
+          <w:i/>
+          <w:iCs/>
+          <w:sz w:val="28"/>
+          <w:szCs w:val="28"/>
+          <w:lang w:val="en-US"/>
+        </w:rPr>
         <w:t>m</w:t>
       </w:r>
       <w:r>
@@ -2389,6 +2370,25 @@
           <w:sz w:val="28"/>
           <w:szCs w:val="28"/>
         </w:rPr>
+        <w:t>)-</w:t>
+      </w:r>
+      <w:r>
+        <w:rPr>
+          <w:rFonts w:ascii="Times New Roman" w:hAnsi="Times New Roman" w:cs="Times New Roman"/>
+          <w:i/>
+          <w:iCs/>
+          <w:sz w:val="28"/>
+          <w:szCs w:val="28"/>
+          <w:lang w:val="en-US"/>
+        </w:rPr>
+        <w:t>n</w:t>
+      </w:r>
+      <w:r>
+        <w:rPr>
+          <w:rFonts w:ascii="Times New Roman" w:hAnsi="Times New Roman" w:cs="Times New Roman"/>
+          <w:sz w:val="28"/>
+          <w:szCs w:val="28"/>
+        </w:rPr>
         <w:t>/</w:t>
       </w:r>
       <w:r>
@@ -2411,57 +2411,8 @@
       <w:r>
         <w:rPr>
           <w:rFonts w:ascii="Times New Roman" w:hAnsi="Times New Roman" w:cs="Times New Roman"/>
-          <w:sz w:val="28"/>
-          <w:szCs w:val="28"/>
-          <w:lang w:val="en-US"/>
-        </w:rPr>
-        <w:t>m</w:t>
-      </w:r>
-      <w:r>
-        <w:rPr>
-          <w:rFonts w:ascii="Times New Roman" w:hAnsi="Times New Roman" w:cs="Times New Roman"/>
-          <w:sz w:val="28"/>
-          <w:szCs w:val="28"/>
-        </w:rPr>
-        <w:t>)-</w:t>
-      </w:r>
-      <w:r>
-        <w:rPr>
-          <w:rFonts w:ascii="Times New Roman" w:hAnsi="Times New Roman" w:cs="Times New Roman"/>
-          <w:sz w:val="28"/>
-          <w:szCs w:val="28"/>
-          <w:lang w:val="en-US"/>
-        </w:rPr>
-        <w:t>n</w:t>
-      </w:r>
-      <w:r>
-        <w:rPr>
-          <w:rFonts w:ascii="Times New Roman" w:hAnsi="Times New Roman" w:cs="Times New Roman"/>
-          <w:sz w:val="28"/>
-          <w:szCs w:val="28"/>
-        </w:rPr>
-        <w:t>/</w:t>
-      </w:r>
-      <w:r>
-        <w:rPr>
-          <w:rFonts w:ascii="Times New Roman" w:hAnsi="Times New Roman" w:cs="Times New Roman"/>
-          <w:sz w:val="28"/>
-          <w:szCs w:val="28"/>
-          <w:lang w:val="en-US"/>
-        </w:rPr>
-        <w:t>ln</w:t>
-      </w:r>
-      <w:r>
-        <w:rPr>
-          <w:rFonts w:ascii="Times New Roman" w:hAnsi="Times New Roman" w:cs="Times New Roman"/>
-          <w:sz w:val="28"/>
-          <w:szCs w:val="28"/>
-        </w:rPr>
-        <w:t>(</w:t>
-      </w:r>
-      <w:r>
-        <w:rPr>
-          <w:rFonts w:ascii="Times New Roman" w:hAnsi="Times New Roman" w:cs="Times New Roman"/>
+          <w:i/>
+          <w:iCs/>
           <w:sz w:val="28"/>
           <w:szCs w:val="28"/>
           <w:lang w:val="en-US"/>
@@ -2491,7 +2442,6 @@
           <w:rFonts w:ascii="Times New Roman" w:hAnsi="Times New Roman" w:cs="Times New Roman"/>
           <w:sz w:val="28"/>
           <w:szCs w:val="28"/>
-          <w:lang w:val="en-US"/>
         </w:rPr>
         <w:tab/>
       </w:r>
@@ -2525,33 +2475,43 @@
           <w:sz w:val="28"/>
           <w:szCs w:val="28"/>
         </w:rPr>
-        <w:t>[2,</w:t>
+        <w:t>[</w:t>
+      </w:r>
+      <w:proofErr w:type="gramStart"/>
+      <w:r>
+        <w:rPr>
+          <w:rFonts w:ascii="Times New Roman" w:hAnsi="Times New Roman" w:cs="Times New Roman"/>
+          <w:sz w:val="28"/>
+          <w:szCs w:val="28"/>
+        </w:rPr>
+        <w:t>2,</w:t>
       </w:r>
       <m:oMath>
-        <m:rad>
-          <m:radPr>
-            <m:degHide m:val="1"/>
-            <m:ctrlPr>
-              <w:rPr>
-                <w:rFonts w:ascii="Cambria Math" w:hAnsi="Cambria Math" w:cs="Times New Roman"/>
-                <w:i/>
-                <w:sz w:val="28"/>
-                <w:szCs w:val="28"/>
-              </w:rPr>
-            </m:ctrlPr>
-          </m:radPr>
-          <m:deg/>
-          <m:e>
-            <m:r>
-              <w:rPr>
-                <w:rFonts w:ascii="Cambria Math" w:hAnsi="Cambria Math" w:cs="Times New Roman"/>
-                <w:sz w:val="28"/>
-                <w:szCs w:val="28"/>
-              </w:rPr>
-              <m:t>n</m:t>
-            </m:r>
-          </m:e>
-        </m:rad>
+        <m:r>
+          <m:rPr>
+            <m:nor/>
+          </m:rPr>
+          <w:rPr>
+            <w:rFonts w:ascii="Cambria Math" w:hAnsi="Cambria Math" w:cs="Times New Roman"/>
+            <w:sz w:val="28"/>
+            <w:szCs w:val="28"/>
+          </w:rPr>
+          <m:t>√</m:t>
+        </m:r>
+        <w:proofErr w:type="gramEnd"/>
+        <m:r>
+          <m:rPr>
+            <m:nor/>
+          </m:rPr>
+          <w:rPr>
+            <w:rFonts w:ascii="Times New Roman" w:hAnsi="Times New Roman" w:cs="Times New Roman"/>
+            <w:i/>
+            <w:iCs/>
+            <w:sz w:val="28"/>
+            <w:szCs w:val="28"/>
+          </w:rPr>
+          <m:t>n</m:t>
+        </m:r>
       </m:oMath>
       <w:r>
         <w:rPr>
@@ -2644,40 +2604,31 @@
           <w:rFonts w:ascii="Times New Roman" w:hAnsi="Times New Roman" w:cs="Times New Roman"/>
           <w:sz w:val="28"/>
           <w:szCs w:val="28"/>
-          <w:lang w:val="en-US"/>
-        </w:rPr>
-      </w:pPr>
-      <w:r>
-        <w:rPr>
-          <w:rFonts w:ascii="Times New Roman" w:hAnsi="Times New Roman" w:cs="Times New Roman"/>
-          <w:sz w:val="28"/>
-          <w:szCs w:val="28"/>
-        </w:rPr>
-        <w:t>Рисунок 1.</w:t>
-      </w:r>
-      <w:r>
-        <w:rPr>
-          <w:rFonts w:ascii="Times New Roman" w:hAnsi="Times New Roman" w:cs="Times New Roman"/>
-          <w:sz w:val="28"/>
-          <w:szCs w:val="28"/>
-        </w:rPr>
-        <w:t>5</w:t>
-      </w:r>
-      <w:r>
-        <w:rPr>
-          <w:rFonts w:ascii="Times New Roman" w:hAnsi="Times New Roman" w:cs="Times New Roman"/>
-          <w:sz w:val="28"/>
-          <w:szCs w:val="28"/>
-        </w:rPr>
-        <w:t xml:space="preserve"> – </w:t>
-      </w:r>
-      <w:r>
-        <w:rPr>
-          <w:rFonts w:ascii="Times New Roman" w:hAnsi="Times New Roman" w:cs="Times New Roman"/>
-          <w:sz w:val="28"/>
-          <w:szCs w:val="28"/>
-        </w:rPr>
-        <w:t xml:space="preserve">«решето Эратосфена» для диапазона </w:t>
+        </w:rPr>
+      </w:pPr>
+      <w:r>
+        <w:rPr>
+          <w:rFonts w:ascii="Times New Roman" w:hAnsi="Times New Roman" w:cs="Times New Roman"/>
+          <w:sz w:val="28"/>
+          <w:szCs w:val="28"/>
+        </w:rPr>
+        <w:t>Рисунок 1.5 – «</w:t>
+      </w:r>
+      <w:r>
+        <w:rPr>
+          <w:rFonts w:ascii="Times New Roman" w:hAnsi="Times New Roman" w:cs="Times New Roman"/>
+          <w:sz w:val="28"/>
+          <w:szCs w:val="28"/>
+        </w:rPr>
+        <w:t>Р</w:t>
+      </w:r>
+      <w:r>
+        <w:rPr>
+          <w:rFonts w:ascii="Times New Roman" w:hAnsi="Times New Roman" w:cs="Times New Roman"/>
+          <w:sz w:val="28"/>
+          <w:szCs w:val="28"/>
+        </w:rPr>
+        <w:t xml:space="preserve">ешето Эратосфена» для диапазона </w:t>
       </w:r>
       <w:r>
         <w:rPr>
@@ -2702,7 +2653,6 @@
           <w:rFonts w:ascii="Times New Roman" w:hAnsi="Times New Roman" w:cs="Times New Roman"/>
           <w:sz w:val="28"/>
           <w:szCs w:val="28"/>
-          <w:lang w:val="en-US"/>
         </w:rPr>
         <w:lastRenderedPageBreak/>
         <w:tab/>
@@ -2797,35 +2747,29 @@
           <w:sz w:val="28"/>
           <w:szCs w:val="28"/>
         </w:rPr>
-        <w:t>Рисунок 1.</w:t>
-      </w:r>
-      <w:r>
-        <w:rPr>
-          <w:rFonts w:ascii="Times New Roman" w:hAnsi="Times New Roman" w:cs="Times New Roman"/>
-          <w:sz w:val="28"/>
-          <w:szCs w:val="28"/>
-        </w:rPr>
-        <w:t>6</w:t>
-      </w:r>
-      <w:r>
-        <w:rPr>
-          <w:rFonts w:ascii="Times New Roman" w:hAnsi="Times New Roman" w:cs="Times New Roman"/>
-          <w:sz w:val="28"/>
-          <w:szCs w:val="28"/>
-        </w:rPr>
-        <w:t xml:space="preserve"> – </w:t>
-      </w:r>
-      <w:r>
-        <w:rPr>
-          <w:rFonts w:ascii="Times New Roman" w:hAnsi="Times New Roman" w:cs="Times New Roman"/>
-          <w:sz w:val="28"/>
-          <w:szCs w:val="28"/>
-        </w:rPr>
-        <w:t xml:space="preserve">разложение чисел </w:t>
-      </w:r>
-      <w:r>
-        <w:rPr>
-          <w:rFonts w:ascii="Times New Roman" w:hAnsi="Times New Roman" w:cs="Times New Roman"/>
+        <w:t xml:space="preserve">Рисунок 1.6 – </w:t>
+      </w:r>
+      <w:r>
+        <w:rPr>
+          <w:rFonts w:ascii="Times New Roman" w:hAnsi="Times New Roman" w:cs="Times New Roman"/>
+          <w:sz w:val="28"/>
+          <w:szCs w:val="28"/>
+        </w:rPr>
+        <w:t>Р</w:t>
+      </w:r>
+      <w:r>
+        <w:rPr>
+          <w:rFonts w:ascii="Times New Roman" w:hAnsi="Times New Roman" w:cs="Times New Roman"/>
+          <w:sz w:val="28"/>
+          <w:szCs w:val="28"/>
+        </w:rPr>
+        <w:t xml:space="preserve">азложение чисел </w:t>
+      </w:r>
+      <w:r>
+        <w:rPr>
+          <w:rFonts w:ascii="Times New Roman" w:hAnsi="Times New Roman" w:cs="Times New Roman"/>
+          <w:i/>
+          <w:iCs/>
           <w:sz w:val="28"/>
           <w:szCs w:val="28"/>
           <w:lang w:val="en-US"/>
@@ -2851,6 +2795,8 @@
       <w:r>
         <w:rPr>
           <w:rFonts w:ascii="Times New Roman" w:hAnsi="Times New Roman" w:cs="Times New Roman"/>
+          <w:i/>
+          <w:iCs/>
           <w:sz w:val="28"/>
           <w:szCs w:val="28"/>
           <w:lang w:val="en-US"/>
@@ -2895,6 +2841,8 @@
       <w:r>
         <w:rPr>
           <w:rFonts w:ascii="Times New Roman" w:hAnsi="Times New Roman" w:cs="Times New Roman"/>
+          <w:i/>
+          <w:iCs/>
           <w:sz w:val="28"/>
           <w:szCs w:val="28"/>
           <w:lang w:val="en-US"/>
@@ -2912,6 +2860,8 @@
       <w:r>
         <w:rPr>
           <w:rFonts w:ascii="Times New Roman" w:hAnsi="Times New Roman" w:cs="Times New Roman"/>
+          <w:i/>
+          <w:iCs/>
           <w:sz w:val="28"/>
           <w:szCs w:val="28"/>
           <w:lang w:val="en-US"/>
@@ -2964,15 +2914,7 @@
           <w:sz w:val="28"/>
           <w:szCs w:val="28"/>
         </w:rPr>
-        <w:t>2</w:t>
-      </w:r>
-      <w:r>
-        <w:rPr>
-          <w:rFonts w:ascii="Times New Roman" w:hAnsi="Times New Roman" w:cs="Times New Roman"/>
-          <w:sz w:val="28"/>
-          <w:szCs w:val="28"/>
-        </w:rPr>
-        <w:t>,</w:t>
+        <w:t>2,</w:t>
       </w:r>
       <m:oMath>
         <m:rad>
@@ -2990,20 +2932,16 @@
           <m:deg/>
           <m:e>
             <m:r>
-              <w:rPr>
-                <w:rFonts w:ascii="Cambria Math" w:hAnsi="Cambria Math" w:cs="Times New Roman"/>
-                <w:sz w:val="28"/>
-                <w:szCs w:val="28"/>
-              </w:rPr>
-              <m:t>5</m:t>
-            </m:r>
-            <m:r>
-              <w:rPr>
-                <w:rFonts w:ascii="Cambria Math" w:hAnsi="Cambria Math" w:cs="Times New Roman"/>
-                <w:sz w:val="28"/>
-                <w:szCs w:val="28"/>
-              </w:rPr>
-              <m:t>21533</m:t>
+              <m:rPr>
+                <m:nor/>
+              </m:rPr>
+              <w:rPr>
+                <w:rFonts w:ascii="Times New Roman" w:hAnsi="Times New Roman" w:cs="Times New Roman"/>
+                <w:iCs/>
+                <w:sz w:val="28"/>
+                <w:szCs w:val="28"/>
+              </w:rPr>
+              <m:t>521533</m:t>
             </m:r>
           </m:e>
         </m:rad>
@@ -3114,31 +3052,7 @@
           <w:sz w:val="28"/>
           <w:szCs w:val="28"/>
         </w:rPr>
-        <w:t>Рисунок 1.</w:t>
-      </w:r>
-      <w:r>
-        <w:rPr>
-          <w:rFonts w:ascii="Times New Roman" w:hAnsi="Times New Roman" w:cs="Times New Roman"/>
-          <w:sz w:val="28"/>
-          <w:szCs w:val="28"/>
-        </w:rPr>
-        <w:t>7</w:t>
-      </w:r>
-      <w:r>
-        <w:rPr>
-          <w:rFonts w:ascii="Times New Roman" w:hAnsi="Times New Roman" w:cs="Times New Roman"/>
-          <w:sz w:val="28"/>
-          <w:szCs w:val="28"/>
-        </w:rPr>
-        <w:t xml:space="preserve"> –</w:t>
-      </w:r>
-      <w:r>
-        <w:rPr>
-          <w:rFonts w:ascii="Times New Roman" w:hAnsi="Times New Roman" w:cs="Times New Roman"/>
-          <w:sz w:val="28"/>
-          <w:szCs w:val="28"/>
-        </w:rPr>
-        <w:t>Проверка числа 521533 на делимость</w:t>
+        <w:t>Рисунок 1.7 –Проверка числа 521533 на делимость</w:t>
       </w:r>
     </w:p>
     <w:p>
@@ -3277,35 +3191,13 @@
           <w:sz w:val="28"/>
           <w:szCs w:val="28"/>
         </w:rPr>
-        <w:t>Рисунок 1.</w:t>
-      </w:r>
-      <w:r>
-        <w:rPr>
-          <w:rFonts w:ascii="Times New Roman" w:hAnsi="Times New Roman" w:cs="Times New Roman"/>
-          <w:sz w:val="28"/>
-          <w:szCs w:val="28"/>
-        </w:rPr>
-        <w:t>8</w:t>
-      </w:r>
-      <w:r>
-        <w:rPr>
-          <w:rFonts w:ascii="Times New Roman" w:hAnsi="Times New Roman" w:cs="Times New Roman"/>
-          <w:sz w:val="28"/>
-          <w:szCs w:val="28"/>
-        </w:rPr>
-        <w:t xml:space="preserve"> –</w:t>
-      </w:r>
-      <w:r>
-        <w:rPr>
-          <w:rFonts w:ascii="Times New Roman" w:hAnsi="Times New Roman" w:cs="Times New Roman"/>
-          <w:sz w:val="28"/>
-          <w:szCs w:val="28"/>
-        </w:rPr>
-        <w:t xml:space="preserve">Разложение </w:t>
-      </w:r>
-      <w:r>
-        <w:rPr>
-          <w:rFonts w:ascii="Times New Roman" w:hAnsi="Times New Roman" w:cs="Times New Roman"/>
+        <w:t xml:space="preserve">Рисунок 1.8 –Разложение </w:t>
+      </w:r>
+      <w:r>
+        <w:rPr>
+          <w:rFonts w:ascii="Times New Roman" w:hAnsi="Times New Roman" w:cs="Times New Roman"/>
+          <w:i/>
+          <w:iCs/>
           <w:sz w:val="28"/>
           <w:szCs w:val="28"/>
           <w:lang w:val="en-US"/>
@@ -3331,6 +3223,8 @@
       <w:r>
         <w:rPr>
           <w:rFonts w:ascii="Times New Roman" w:hAnsi="Times New Roman" w:cs="Times New Roman"/>
+          <w:i/>
+          <w:iCs/>
           <w:sz w:val="28"/>
           <w:szCs w:val="28"/>
           <w:lang w:val="en-US"/>
@@ -4098,6 +3992,7 @@
                 <w:bCs/>
                 <w:sz w:val="28"/>
                 <w:szCs w:val="28"/>
+                <w:lang w:val="en-US"/>
               </w:rPr>
             </w:pPr>
             <w:r>
@@ -4137,6 +4032,9 @@
           <w:p>
             <w:pPr>
               <w:pStyle w:val="a3"/>
+              <w:tabs>
+                <w:tab w:val="left" w:pos="5537"/>
+              </w:tabs>
               <w:jc w:val="both"/>
               <w:rPr>
                 <w:rFonts w:ascii="Times New Roman" w:hAnsi="Times New Roman" w:cs="Times New Roman"/>
@@ -4146,6 +4044,16 @@
                 <w:lang w:val="en-US"/>
               </w:rPr>
             </w:pPr>
+            <w:r>
+              <w:rPr>
+                <w:rFonts w:ascii="Times New Roman" w:hAnsi="Times New Roman" w:cs="Times New Roman"/>
+                <w:bCs/>
+                <w:sz w:val="28"/>
+                <w:szCs w:val="28"/>
+                <w:lang w:val="en-US"/>
+              </w:rPr>
+              <w:tab/>
+            </w:r>
           </w:p>
           <w:p>
             <w:pPr>
@@ -7977,6 +7885,7 @@
   <w:style w:type="character" w:default="1" w:styleId="a0">
     <w:name w:val="Default Paragraph Font"/>
     <w:uiPriority w:val="1"/>
+    <w:semiHidden/>
     <w:unhideWhenUsed/>
   </w:style>
   <w:style w:type="table" w:default="1" w:styleId="a1">
